--- a/client/public/docs/smartfactoryiot/architecture.docx
+++ b/client/public/docs/smartfactoryiot/architecture.docx
@@ -23,8 +23,7 @@
     <w:tbl>
       <w:tblPr>
         <w:tblStyle w:val="Table"/>
-        <w:tblW w:type="pct" w:w="5000"/>
-        <w:tblLayout w:type="fixed"/>
+        <w:tblW w:type="auto" w:w="0"/>
         <w:tblLook w:firstRow="1" w:lastRow="0" w:firstColumn="0" w:lastColumn="0" w:noHBand="0" w:noVBand="0" w:val="0020"/>
       </w:tblPr>
       <w:tblGrid>
@@ -153,7 +152,37 @@
         <w:pStyle w:val="BodyText"/>
       </w:pPr>
       <w:r>
-        <w:t xml:space="preserve">Production hosts the React UI on Vercel and all six backend processes in one supervised Render container. Only the Node API is public; the five .NET services bind to loopback. Aiven, Redis Cloud and CloudAMQP remain managed external systems. The AAS runtime is a separate Oracle Cloud VM running six BaSyx services behind Caddy and a client-credentials token endpoint; it stores AAS data in the dedicated Aiven</w:t>
+        <w:t xml:space="preserve">Production hosts the React UI on Vercel and runs one reviewed image in two Render roles. The scalable</w:t>
+      </w:r>
+      <w:r>
+        <w:t xml:space="preserve"> </w:t>
+      </w:r>
+      <w:r>
+        <w:rPr>
+          <w:rStyle w:val="VerbatimChar"/>
+        </w:rPr>
+        <w:t xml:space="preserve">web</w:t>
+      </w:r>
+      <w:r>
+        <w:t xml:space="preserve"> </w:t>
+      </w:r>
+      <w:r>
+        <w:t xml:space="preserve">role contains the Node API plus Device, Identity and Analytics services. The singleton</w:t>
+      </w:r>
+      <w:r>
+        <w:t xml:space="preserve"> </w:t>
+      </w:r>
+      <w:r>
+        <w:rPr>
+          <w:rStyle w:val="VerbatimChar"/>
+        </w:rPr>
+        <w:t xml:space="preserve">worker</w:t>
+      </w:r>
+      <w:r>
+        <w:t xml:space="preserve"> </w:t>
+      </w:r>
+      <w:r>
+        <w:t xml:space="preserve">role contains the MQTT Telemetry consumer and Notification delivery service. Aiven, Redis Cloud and CloudAMQP remain managed external systems. The AAS runtime is a separate Oracle Cloud VM running six BaSyx services behind Caddy and a client-credentials token endpoint; it stores AAS data in the dedicated Aiven</w:t>
       </w:r>
       <w:r>
         <w:t xml:space="preserve"> </w:t>
@@ -207,7 +236,7 @@
         <w:rPr>
           <w:rStyle w:val="VerbatimChar"/>
         </w:rPr>
-        <w:t xml:space="preserve">  subgraph Render[One Render container]</w:t>
+        <w:t xml:space="preserve">  subgraph RenderWeb[Render web tier: two or more replicas]</w:t>
       </w:r>
       <w:r>
         <w:br/>
@@ -234,6 +263,42 @@
         <w:rPr>
           <w:rStyle w:val="VerbatimChar"/>
         </w:rPr>
+        <w:t xml:space="preserve">    Identity[IdentityService: current account roles]</w:t>
+      </w:r>
+      <w:r>
+        <w:br/>
+      </w:r>
+      <w:r>
+        <w:rPr>
+          <w:rStyle w:val="VerbatimChar"/>
+        </w:rPr>
+        <w:t xml:space="preserve">    Analytics[AnalyticsService: sample coverage and gaps]</w:t>
+      </w:r>
+      <w:r>
+        <w:br/>
+      </w:r>
+      <w:r>
+        <w:rPr>
+          <w:rStyle w:val="VerbatimChar"/>
+        </w:rPr>
+        <w:t xml:space="preserve">  end</w:t>
+      </w:r>
+      <w:r>
+        <w:br/>
+      </w:r>
+      <w:r>
+        <w:rPr>
+          <w:rStyle w:val="VerbatimChar"/>
+        </w:rPr>
+        <w:t xml:space="preserve">  subgraph RenderWorker[Render singleton worker]</w:t>
+      </w:r>
+      <w:r>
+        <w:br/>
+      </w:r>
+      <w:r>
+        <w:rPr>
+          <w:rStyle w:val="VerbatimChar"/>
+        </w:rPr>
         <w:t xml:space="preserve">    Telemetry[TelemetryService: durable intake and outbox]</w:t>
       </w:r>
       <w:r>
@@ -243,61 +308,7 @@
         <w:rPr>
           <w:rStyle w:val="VerbatimChar"/>
         </w:rPr>
-        <w:t xml:space="preserve">    Identity[IdentityService: current account roles]</w:t>
-      </w:r>
-      <w:r>
-        <w:br/>
-      </w:r>
-      <w:r>
-        <w:rPr>
-          <w:rStyle w:val="VerbatimChar"/>
-        </w:rPr>
-        <w:t xml:space="preserve">    Analytics[AnalyticsService: sample coverage and gaps]</w:t>
-      </w:r>
-      <w:r>
-        <w:br/>
-      </w:r>
-      <w:r>
-        <w:rPr>
-          <w:rStyle w:val="VerbatimChar"/>
-        </w:rPr>
-        <w:t xml:space="preserve">    Notification[NotificationService: Resend delivery worker]</w:t>
-      </w:r>
-      <w:r>
-        <w:br/>
-      </w:r>
-      <w:r>
-        <w:rPr>
-          <w:rStyle w:val="VerbatimChar"/>
-        </w:rPr>
-        <w:t xml:space="preserve">    API --&gt;|Private service token| Device</w:t>
-      </w:r>
-      <w:r>
-        <w:br/>
-      </w:r>
-      <w:r>
-        <w:rPr>
-          <w:rStyle w:val="VerbatimChar"/>
-        </w:rPr>
-        <w:t xml:space="preserve">    API --&gt;|Account delegation| Identity</w:t>
-      </w:r>
-      <w:r>
-        <w:br/>
-      </w:r>
-      <w:r>
-        <w:rPr>
-          <w:rStyle w:val="VerbatimChar"/>
-        </w:rPr>
-        <w:t xml:space="preserve">    API --&gt;|Asset range query| Analytics</w:t>
-      </w:r>
-      <w:r>
-        <w:br/>
-      </w:r>
-      <w:r>
-        <w:rPr>
-          <w:rStyle w:val="VerbatimChar"/>
-        </w:rPr>
-        <w:t xml:space="preserve">    Telemetry --&gt;|Retryable ingestion| API</w:t>
+        <w:t xml:space="preserve">    Notification[NotificationService: transactional email worker]</w:t>
       </w:r>
       <w:r>
         <w:br/>
@@ -315,6 +326,42 @@
         <w:rPr>
           <w:rStyle w:val="VerbatimChar"/>
         </w:rPr>
+        <w:t xml:space="preserve">  API --&gt;|Private service token| Device</w:t>
+      </w:r>
+      <w:r>
+        <w:br/>
+      </w:r>
+      <w:r>
+        <w:rPr>
+          <w:rStyle w:val="VerbatimChar"/>
+        </w:rPr>
+        <w:t xml:space="preserve">  API --&gt;|Account delegation| Identity</w:t>
+      </w:r>
+      <w:r>
+        <w:br/>
+      </w:r>
+      <w:r>
+        <w:rPr>
+          <w:rStyle w:val="VerbatimChar"/>
+        </w:rPr>
+        <w:t xml:space="preserve">  API --&gt;|Asset range query| Analytics</w:t>
+      </w:r>
+      <w:r>
+        <w:br/>
+      </w:r>
+      <w:r>
+        <w:rPr>
+          <w:rStyle w:val="VerbatimChar"/>
+        </w:rPr>
+        <w:t xml:space="preserve">  Telemetry --&gt;|Authenticated HTTPS ingestion| API</w:t>
+      </w:r>
+      <w:r>
+        <w:br/>
+      </w:r>
+      <w:r>
+        <w:rPr>
+          <w:rStyle w:val="VerbatimChar"/>
+        </w:rPr>
         <w:t xml:space="preserve">  Vercel --&gt;|First-party cookie API rewrite| API</w:t>
       </w:r>
       <w:r>
@@ -360,7 +407,7 @@
         <w:rPr>
           <w:rStyle w:val="VerbatimChar"/>
         </w:rPr>
-        <w:t xml:space="preserve">  Notification --&gt;|Server-side API key| Resend[Resend configured sender]</w:t>
+        <w:t xml:space="preserve">  Notification --&gt;|Server-side credentials| Mail[Amazon SES or configured sender]</w:t>
       </w:r>
       <w:r>
         <w:br/>
@@ -522,19 +569,49 @@
         <w:pStyle w:val="FirstParagraph"/>
       </w:pPr>
       <w:r>
-        <w:t xml:space="preserve">Supervisor starts and restarts all six services as the image’s non-root user. Node listens on Render’s dynamic public</w:t>
-      </w:r>
-      <w:r>
-        <w:t xml:space="preserve"> </w:t>
-      </w:r>
-      <w:r>
-        <w:rPr>
-          <w:rStyle w:val="VerbatimChar"/>
-        </w:rPr>
-        <w:t xml:space="preserve">PORT</w:t>
-      </w:r>
-      <w:r>
-        <w:t xml:space="preserve">; Device, Telemetry health, Identity, Analytics and Notification use private ports 3102–3106. Node readiness requires database/Redis and every backend process; liveness remains available during dependency failures.</w:t>
+        <w:t xml:space="preserve">Supervisor activates processes according to</w:t>
+      </w:r>
+      <w:r>
+        <w:t xml:space="preserve"> </w:t>
+      </w:r>
+      <w:r>
+        <w:rPr>
+          <w:rStyle w:val="VerbatimChar"/>
+        </w:rPr>
+        <w:t xml:space="preserve">RENDER_SERVICE_ROLE</w:t>
+      </w:r>
+      <w:r>
+        <w:t xml:space="preserve">. The</w:t>
+      </w:r>
+      <w:r>
+        <w:t xml:space="preserve"> </w:t>
+      </w:r>
+      <w:r>
+        <w:rPr>
+          <w:rStyle w:val="VerbatimChar"/>
+        </w:rPr>
+        <w:t xml:space="preserve">web</w:t>
+      </w:r>
+      <w:r>
+        <w:t xml:space="preserve"> </w:t>
+      </w:r>
+      <w:r>
+        <w:t xml:space="preserve">role starts Node, Device, Identity and Analytics; it has no persistent disk and can run multiple load-balanced instances with rolling deployment. The</w:t>
+      </w:r>
+      <w:r>
+        <w:t xml:space="preserve"> </w:t>
+      </w:r>
+      <w:r>
+        <w:rPr>
+          <w:rStyle w:val="VerbatimChar"/>
+        </w:rPr>
+        <w:t xml:space="preserve">worker</w:t>
+      </w:r>
+      <w:r>
+        <w:t xml:space="preserve"> </w:t>
+      </w:r>
+      <w:r>
+        <w:t xml:space="preserve">role starts Telemetry and Notification, stays at exactly one instance, and uses a disk only to force sequential deployment of the stable MQTT consumer. Both roles run as the image's non-root user and restart failed child processes.</w:t>
       </w:r>
     </w:p>
     <w:p>
@@ -542,7 +619,7 @@
         <w:pStyle w:val="BodyText"/>
       </w:pPr>
       <w:r>
-        <w:t xml:space="preserve">The deployment is one instance. An attached Render disk forces sequential restarts to protect the stable persistent MQTT session from overlapping workers. Application state lives in PostgreSQL/Redis and edge spools; the disk is a rollout safeguard. Releases cause a brief API interruption covered by bounded edge/broker queues. Horizontal scaling and high availability require a separate tested consumer ownership design.</w:t>
+        <w:t xml:space="preserve">Application state lives in PostgreSQL/Redis and edge spools. Web-instance failure does not stop ingestion, while worker restart does not remove the dashboard API. The worker forwards telemetry to the authenticated public web origin and retains undelivered records in its PostgreSQL outbox.</w:t>
       </w:r>
     </w:p>
     <w:p>
@@ -580,7 +657,7 @@
         <w:t xml:space="preserve"> </w:t>
       </w:r>
       <w:r>
-        <w:t xml:space="preserve">image containing the Node API and five .NET services, publishes that exact digest, deploys it to Render, waits for readiness, and then deploys the separately prebuilt static React artifact to Vercel. The frontend is not a Docker runtime. Independent provider Git/auto-deploy paths remain disabled to prevent an untested or out-of-order release. See</w:t>
+        <w:t xml:space="preserve">image containing the Node API and five .NET services, publishes that exact digest, deploys the worker and web roles from that digest, waits for readiness, and then deploys the separately prebuilt static React artifact to Vercel. The frontend is not a Docker runtime. Independent provider Git/auto-deploy paths remain disabled to prevent an untested or out-of-order release. See</w:t>
       </w:r>
       <w:r>
         <w:t xml:space="preserve"> </w:t>
@@ -727,7 +804,7 @@
         <w:t xml:space="preserve"> </w:t>
       </w:r>
       <w:r>
-        <w:t xml:space="preserve">profile. Its one-byte USB serial write acknowledgement is not physical-motion feedback. The WROVER cannot access CloudAMQP; only its Pi gateway consumes that gateway’s command topic. CloudAMQP requires TLS and scoped service/gateway credentials. The Pi-local Mosquitto broker uses TLS and per-sensor publish-only ACLs; the WROVER has no cloud credentials. Its optional Pi-local command subscription accepts only commissioned bounded GPIO pulses. Eligible native MQTT devices can connect directly to CloudAMQP with individual TLS identities and per-device ACLs; the backend receives both direct and gateway-originated telemetry. CAEX 3.0 export is available for the asset hierarchy, but it omits machine address mappings and is not validated against AutomationML OWL/SHACL recommendations.</w:t>
+        <w:t xml:space="preserve">profile. Its one-byte USB serial write acknowledgement is not physical-motion feedback. The WROVER cannot access CloudAMQP; only its Pi gateway consumes that gateway's command topic. CloudAMQP requires TLS and scoped service/gateway credentials. The Pi-local Mosquitto broker uses TLS and per-sensor publish-only ACLs; the WROVER has no cloud credentials. Its optional Pi-local command subscription accepts only commissioned bounded GPIO pulses. Eligible native MQTT devices can connect directly to CloudAMQP with individual TLS identities and per-device ACLs; the backend receives both direct and gateway-originated telemetry. CAEX 3.0 export is available for the asset hierarchy, but it omits machine address mappings and is not validated against AutomationML OWL/SHACL recommendations.</w:t>
       </w:r>
     </w:p>
     <w:p>
@@ -758,7 +835,7 @@
         <w:t xml:space="preserve"> </w:t>
       </w:r>
       <w:r>
-        <w:t xml:space="preserve">seeds example assets through the API/database layer. Browser code does not contain fallback equipment records. Local development may build local AAS JSON when the provisioner URL is absent; production asset creation fails closed until the private .NET provisioner is configured.</w:t>
+        <w:t xml:space="preserve">provides the initial demo-data setting and can seed example assets through the API/database layer. Administrators can subsequently change the persisted deployment-wide setting from the Overview page; all replicas refresh it from PostgreSQL. Browser code does not contain fallback equipment records. Local development may build local AAS JSON when the provisioner URL is absent; production asset creation fails closed until the private .NET provisioner is configured.</w:t>
       </w:r>
     </w:p>
     <w:bookmarkEnd w:id="13"/>
@@ -842,7 +919,7 @@
         <w:t xml:space="preserve"> </w:t>
       </w:r>
       <w:r>
-        <w:t xml:space="preserve">are the application roles. The AAS client-credentials identity is server-only and must be trusted by the AAS runtime’s OIDC/ABAC configuration.</w:t>
+        <w:t xml:space="preserve">are the application roles. The AAS client-credentials identity is server-only and must be trusted by the AAS runtime's OIDC/ABAC configuration.</w:t>
       </w:r>
     </w:p>
     <w:bookmarkEnd w:id="14"/>
@@ -860,7 +937,7 @@
         <w:pStyle w:val="FirstParagraph"/>
       </w:pPr>
       <w:r>
-        <w:t xml:space="preserve">With the demo-data flag enabled, startup seeds a PostgreSQL-backed compressor, transformer, and Windformer wind turbine generator scenario when no live assets exist. The seed includes gateway connections, telemetry, alerts, template-based AAS documents, and lifecycle history. Windformer identity and operating measurements are synthetic, and the seeded 2.5 MW nameplate is a demo value. An idempotent upgrade adds Windformer to an existing demo scenario without replacing its records. Demo records are visibly simulated and cannot be lifecycle-edited. Demo login seeding is separately enabled and hard-disabled in production.</w:t>
+        <w:t xml:space="preserve">With demo data enabled, startup seeds a PostgreSQL-backed compressor, transformer, and Windformer wind turbine generator scenario when no live assets exist. Administrators can show or hide those persisted demo records with the Overview toggle without deleting them. The setting is stored centrally in PostgreSQL and refreshed across web replicas. The seed includes gateway connections, telemetry, alerts, template-based AAS documents, and lifecycle history. Windformer identity and operating measurements are synthetic, and the seeded 2.5 MW nameplate is a demo value. An idempotent upgrade adds Windformer to an existing demo scenario without replacing its records. Demo records are visibly simulated and cannot be lifecycle-edited. Demo login seeding remains independent.</w:t>
       </w:r>
     </w:p>
     <w:p>
@@ -883,7 +960,7 @@
         <w:t xml:space="preserve"> </w:t>
       </w:r>
       <w:r>
-        <w:t xml:space="preserve">includes the IDTA-01005 package example, which demonstrates generic shells, submodels, and embedded files. It does not define a Windformer machine model. The import UI renders the imported shell, nested elements, semantic identifiers, concept descriptions, and file references from the package; Windformer is generated separately from the application’s IDTA template builder and its synthetic telemetry is marked as demo data.</w:t>
+        <w:t xml:space="preserve">includes the IDTA-01005 package example, which demonstrates generic shells, submodels, and embedded files. It does not define a Windformer machine model. The import UI renders the imported shell, nested elements, semantic identifiers, concept descriptions, and file references from the package; Windformer is generated separately from the application's IDTA template builder and its synthetic telemetry is marked as demo data.</w:t>
       </w:r>
     </w:p>
     <w:p>
@@ -1082,7 +1159,7 @@
         </w:numPr>
       </w:pPr>
       <w:r>
-        <w:t xml:space="preserve">The E2E script uses a disposable PostgreSQL container and does not connect to the developer’s</w:t>
+        <w:t xml:space="preserve">The E2E script uses a disposable PostgreSQL container and does not connect to the developer's</w:t>
       </w:r>
       <w:r>
         <w:t xml:space="preserve"> </w:t>
@@ -1105,7 +1182,7 @@
         <w:pStyle w:val="FirstParagraph"/>
       </w:pPr>
       <w:r>
-        <w:t xml:space="preserve">The dashboard’s core HTTP/API path, PostgreSQL sessions/roles, AAS revision checks, and login throttling are shared across replicas. WebSocket broadcasts use Redis Pub/Sub and authenticated upgrade checks, so AAS change notifications reach clients connected to any dashboard replica. Notifications and email retries are durable in PostgreSQL. Production grouping uses persisted asset metadata; the former process-local device-group API has been removed. Set</w:t>
+        <w:t xml:space="preserve">The dashboard's core HTTP/API path, PostgreSQL sessions/roles, AAS revision checks, and login throttling are shared across replicas. WebSocket broadcasts use Redis Pub/Sub and authenticated upgrade checks, so AAS change notifications reach clients connected to any dashboard replica. Notifications and email retries are durable in PostgreSQL. Production grouping uses persisted asset metadata; the former process-local device-group API has been removed. Set</w:t>
       </w:r>
       <w:r>
         <w:t xml:space="preserve"> </w:t>
@@ -1128,7 +1205,7 @@
         <w:pStyle w:val="BodyText"/>
       </w:pPr>
       <w:r>
-        <w:t xml:space="preserve">The Dashboard is a fleet and asset portfolio summary; Live Monitoring focuses on gateway and edge-device connectivity and latest readings; Alerts combines incident response and searchable event records; Analytics aggregates persisted readings attributed to AAS assets. Threshold breaches create a single coded incident per device and metric; a more severe repeat escalates that incident in place. Operators may acknowledge events. Engineer-role users act as incident technicians: they assign incidents to engineers, record confirmed downtime, and resolve incidents assigned to them; admins can override. Only an authorized technician/admin confirmation starts the downtime clock. Connectivity loss alone does not prove production downtime. The displayed mean downtime-to-resolution uses only incidents with both timestamps; it is an operational measure, not a safety performance metric. The Assistant uses an explicit focused-guide Markdown allowlist (excluding README files) plus a bounded database snapshot visible to the signed-in user. When configured, the Node service sends the question, recent conversation, approved excerpts, and that snapshot to Gemini first and Groq as fallback. Provider keys remain server-only. Answers use readable Markdown and provide ordered steps for how-to questions; the UI omits provider/model labels and the provider data-transmission note. Without provider keys, the Assistant answers from local guides and available live data. It is read-only and excludes connection endpoints, full AAS payloads, account details, and machine-control operations.</w:t>
+        <w:t xml:space="preserve">The Dashboard is a fleet and asset portfolio summary; Live Monitoring focuses on gateway and edge-device connectivity and latest readings; Alerts combines incident response and searchable event records; Analytics aggregates persisted readings attributed to AAS assets. Threshold breaches create a single coded incident per device and metric; a more severe repeat escalates that incident in place. Operators may acknowledge events. Engineer-role users act as incident technicians: they assign incidents to engineers, record confirmed downtime, and resolve incidents assigned to them; admins can override. Only an authorized technician/admin confirmation starts the downtime clock. Connectivity loss alone does not prove production downtime. The displayed mean downtime-to-resolution uses only incidents with both timestamps; it is an operational measure, not a safety performance metric. The Assistant uses an explicit focused-guide Markdown allowlist (excluding README files) plus a bounded database snapshot visible to the signed-in user. When configured, the Node service sends the question, recent conversation, approved excerpts, and that snapshot to Onesa AI, an in-house system built on the Llama architecture and trained in-house. Onesa credentials remain server-only. Answers use readable Markdown and provide ordered steps for how-to questions; the UI shows context capture time and source excerpts. If Onesa AI is disabled or unavailable, the Assistant answers from local guides and available live data. It is read-only and excludes connection endpoints, full AAS payloads, account details, and machine-control operations.</w:t>
       </w:r>
     </w:p>
     <w:p>

--- a/client/public/docs/smartfactoryiot/architecture.docx
+++ b/client/public/docs/smartfactoryiot/architecture.docx
@@ -407,7 +407,7 @@
         <w:rPr>
           <w:rStyle w:val="VerbatimChar"/>
         </w:rPr>
-        <w:t xml:space="preserve">  Notification --&gt;|Server-side credentials| Mail[Amazon SES or configured sender]</w:t>
+        <w:t xml:space="preserve">  Notification --&gt;|Server-side credentials| Mail[Resend transactional email]</w:t>
       </w:r>
       <w:r>
         <w:br/>
